--- a/2026-Q3/Devotionals/ThePurposeOfTheGood.docx
+++ b/2026-Q3/Devotionals/ThePurposeOfTheGood.docx
@@ -45,18 +45,7 @@
           <w:sz w:val="22"/>
           <w:szCs w:val="22"/>
         </w:rPr>
-        <w:t>A topical Bible study on Religion, Worship, Sacrifice, and the Obedience of Faith</w:t>
-      </w:r>
-      <w:r>
-        <w:rPr>
-          <w:rFonts w:ascii="Calibri" w:hAnsi="Calibri" w:cs="Calibri"/>
-          <w:i/>
-          <w:iCs/>
-          <w:color w:val="000000"/>
-          <w:sz w:val="22"/>
-          <w:szCs w:val="22"/>
-        </w:rPr>
-        <w:t>.</w:t>
+        <w:t>A topical Bible study on Religion, Worship, Sacrifice, and the Obedience of Faith.</w:t>
       </w:r>
       <w:r>
         <w:rPr>
@@ -549,25 +538,7 @@
           <w:sz w:val="22"/>
           <w:szCs w:val="22"/>
         </w:rPr>
-        <w:t xml:space="preserve"> Christ's own life is described as this same total, </w:t>
-      </w:r>
-      <w:r>
-        <w:rPr>
-          <w:rFonts w:ascii="Calibri" w:hAnsi="Calibri" w:cs="Calibri"/>
-          <w:color w:val="000000"/>
-          <w:sz w:val="22"/>
-          <w:szCs w:val="22"/>
-        </w:rPr>
-        <w:t>fully obedient</w:t>
-      </w:r>
-      <w:r>
-        <w:rPr>
-          <w:rFonts w:ascii="Calibri" w:hAnsi="Calibri" w:cs="Calibri"/>
-          <w:color w:val="000000"/>
-          <w:sz w:val="22"/>
-          <w:szCs w:val="22"/>
-        </w:rPr>
-        <w:t xml:space="preserve">, sacrifice carried all the way through (Hebrews 10:5-10). This </w:t>
+        <w:t xml:space="preserve"> Christ's own life is described as this same total, fully obedient, sacrifice carried all the way through (Hebrews 10:5-10). This </w:t>
       </w:r>
       <w:r>
         <w:rPr>
@@ -940,7 +911,18 @@
           <w:szCs w:val="22"/>
           <w14:ligatures w14:val="none"/>
         </w:rPr>
-        <w:t>actually being</w:t>
+        <w:t xml:space="preserve">actually </w:t>
+      </w:r>
+      <w:r>
+        <w:rPr>
+          <w:rFonts w:ascii="Calibri" w:eastAsia="Times New Roman" w:hAnsi="Calibri" w:cs="Calibri"/>
+          <w:color w:val="000000"/>
+          <w:kern w:val="0"/>
+          <w:sz w:val="22"/>
+          <w:szCs w:val="22"/>
+          <w14:ligatures w14:val="none"/>
+        </w:rPr>
+        <w:t>being</w:t>
       </w:r>
       <w:proofErr w:type="gramEnd"/>
       <w:r>
@@ -1154,67 +1136,7 @@
           <w:szCs w:val="22"/>
           <w14:ligatures w14:val="none"/>
         </w:rPr>
-        <w:t>God said, "Take your son</w:t>
-      </w:r>
-      <w:r>
-        <w:rPr>
-          <w:rFonts w:ascii="Calibri" w:eastAsia="Times New Roman" w:hAnsi="Calibri" w:cs="Calibri"/>
-          <w:b/>
-          <w:bCs/>
-          <w:i/>
-          <w:iCs/>
-          <w:color w:val="000000"/>
-          <w:kern w:val="0"/>
-          <w:sz w:val="22"/>
-          <w:szCs w:val="22"/>
-          <w14:ligatures w14:val="none"/>
-        </w:rPr>
-        <w:t xml:space="preserve"> - </w:t>
-      </w:r>
-      <w:r>
-        <w:rPr>
-          <w:rFonts w:ascii="Calibri" w:eastAsia="Times New Roman" w:hAnsi="Calibri" w:cs="Calibri"/>
-          <w:b/>
-          <w:bCs/>
-          <w:i/>
-          <w:iCs/>
-          <w:color w:val="000000"/>
-          <w:kern w:val="0"/>
-          <w:sz w:val="22"/>
-          <w:szCs w:val="22"/>
-          <w14:ligatures w14:val="none"/>
-        </w:rPr>
-        <w:t>your only son, whom you love, Isaac</w:t>
-      </w:r>
-      <w:r>
-        <w:rPr>
-          <w:rFonts w:ascii="Calibri" w:eastAsia="Times New Roman" w:hAnsi="Calibri" w:cs="Calibri"/>
-          <w:b/>
-          <w:bCs/>
-          <w:i/>
-          <w:iCs/>
-          <w:color w:val="000000"/>
-          <w:kern w:val="0"/>
-          <w:sz w:val="22"/>
-          <w:szCs w:val="22"/>
-          <w14:ligatures w14:val="none"/>
-        </w:rPr>
-        <w:t xml:space="preserve"> - </w:t>
-      </w:r>
-      <w:r>
-        <w:rPr>
-          <w:rFonts w:ascii="Calibri" w:eastAsia="Times New Roman" w:hAnsi="Calibri" w:cs="Calibri"/>
-          <w:b/>
-          <w:bCs/>
-          <w:i/>
-          <w:iCs/>
-          <w:color w:val="000000"/>
-          <w:kern w:val="0"/>
-          <w:sz w:val="22"/>
-          <w:szCs w:val="22"/>
-          <w14:ligatures w14:val="none"/>
-        </w:rPr>
-        <w:t>and go to the land of Moriah! Offer him up there as a burnt offering on one of the mountains which I will indicate to you."</w:t>
+        <w:t>God said, "Take your son - your only son, whom you love, Isaac - and go to the land of Moriah! Offer him up there as a burnt offering on one of the mountains which I will indicate to you."</w:t>
       </w:r>
       <w:r>
         <w:rPr>
@@ -1302,19 +1224,17 @@
         </w:rPr>
         <w:t xml:space="preserve"> devoted. He asks him to hand over the one thing Abraham cannot part with and </w:t>
       </w:r>
-      <w:proofErr w:type="gramStart"/>
-      <w:r>
-        <w:rPr>
-          <w:rFonts w:ascii="Calibri" w:eastAsia="Times New Roman" w:hAnsi="Calibri" w:cs="Calibri"/>
-          <w:color w:val="000000"/>
-          <w:kern w:val="0"/>
-          <w:sz w:val="22"/>
-          <w:szCs w:val="22"/>
-          <w14:ligatures w14:val="none"/>
-        </w:rPr>
-        <w:t>still keep</w:t>
-      </w:r>
-      <w:proofErr w:type="gramEnd"/>
+      <w:r>
+        <w:rPr>
+          <w:rFonts w:ascii="Calibri" w:eastAsia="Times New Roman" w:hAnsi="Calibri" w:cs="Calibri"/>
+          <w:color w:val="000000"/>
+          <w:kern w:val="0"/>
+          <w:sz w:val="22"/>
+          <w:szCs w:val="22"/>
+          <w14:ligatures w14:val="none"/>
+        </w:rPr>
+        <w:t>keep</w:t>
+      </w:r>
       <w:r>
         <w:rPr>
           <w:rFonts w:ascii="Calibri" w:eastAsia="Times New Roman" w:hAnsi="Calibri" w:cs="Calibri"/>
@@ -1326,19 +1246,17 @@
         </w:rPr>
         <w:t xml:space="preserve"> his own </w:t>
       </w:r>
-      <w:proofErr w:type="gramStart"/>
-      <w:r>
-        <w:rPr>
-          <w:rFonts w:ascii="Calibri" w:eastAsia="Times New Roman" w:hAnsi="Calibri" w:cs="Calibri"/>
-          <w:color w:val="000000"/>
-          <w:kern w:val="0"/>
-          <w:sz w:val="22"/>
-          <w:szCs w:val="22"/>
-          <w14:ligatures w14:val="none"/>
-        </w:rPr>
-        <w:t>plans for the future</w:t>
-      </w:r>
-      <w:proofErr w:type="gramEnd"/>
+      <w:r>
+        <w:rPr>
+          <w:rFonts w:ascii="Calibri" w:eastAsia="Times New Roman" w:hAnsi="Calibri" w:cs="Calibri"/>
+          <w:color w:val="000000"/>
+          <w:kern w:val="0"/>
+          <w:sz w:val="22"/>
+          <w:szCs w:val="22"/>
+          <w14:ligatures w14:val="none"/>
+        </w:rPr>
+        <w:t>plans</w:t>
+      </w:r>
       <w:r>
         <w:rPr>
           <w:rFonts w:ascii="Calibri" w:eastAsia="Times New Roman" w:hAnsi="Calibri" w:cs="Calibri"/>
@@ -1422,19 +1340,17 @@
         </w:rPr>
         <w:t xml:space="preserve">The writer of Hebrews reads this event as the interpretive key to what faith </w:t>
       </w:r>
-      <w:proofErr w:type="gramStart"/>
-      <w:r>
-        <w:rPr>
-          <w:rFonts w:ascii="Calibri" w:eastAsia="Times New Roman" w:hAnsi="Calibri" w:cs="Calibri"/>
-          <w:color w:val="000000"/>
-          <w:kern w:val="0"/>
-          <w:sz w:val="22"/>
-          <w:szCs w:val="22"/>
-          <w14:ligatures w14:val="none"/>
-        </w:rPr>
-        <w:t>actually is</w:t>
-      </w:r>
-      <w:proofErr w:type="gramEnd"/>
+      <w:r>
+        <w:rPr>
+          <w:rFonts w:ascii="Calibri" w:eastAsia="Times New Roman" w:hAnsi="Calibri" w:cs="Calibri"/>
+          <w:color w:val="000000"/>
+          <w:kern w:val="0"/>
+          <w:sz w:val="22"/>
+          <w:szCs w:val="22"/>
+          <w14:ligatures w14:val="none"/>
+        </w:rPr>
+        <w:t>is</w:t>
+      </w:r>
       <w:r>
         <w:rPr>
           <w:rFonts w:ascii="Calibri" w:eastAsia="Times New Roman" w:hAnsi="Calibri" w:cs="Calibri"/>
@@ -1757,19 +1673,17 @@
         </w:rPr>
         <w:t xml:space="preserve"> The Good, as an idea, is easy to affirm. The Good, as a sacrifice, forces a decision: will you </w:t>
       </w:r>
-      <w:proofErr w:type="gramStart"/>
-      <w:r>
-        <w:rPr>
-          <w:rFonts w:ascii="Calibri" w:eastAsia="Times New Roman" w:hAnsi="Calibri" w:cs="Calibri"/>
-          <w:color w:val="000000"/>
-          <w:kern w:val="0"/>
-          <w:sz w:val="22"/>
-          <w:szCs w:val="22"/>
-          <w14:ligatures w14:val="none"/>
-        </w:rPr>
-        <w:t>actually give</w:t>
-      </w:r>
-      <w:proofErr w:type="gramEnd"/>
+      <w:r>
+        <w:rPr>
+          <w:rFonts w:ascii="Calibri" w:eastAsia="Times New Roman" w:hAnsi="Calibri" w:cs="Calibri"/>
+          <w:color w:val="000000"/>
+          <w:kern w:val="0"/>
+          <w:sz w:val="22"/>
+          <w:szCs w:val="22"/>
+          <w14:ligatures w14:val="none"/>
+        </w:rPr>
+        <w:t>give</w:t>
+      </w:r>
       <w:r>
         <w:rPr>
           <w:rFonts w:ascii="Calibri" w:eastAsia="Times New Roman" w:hAnsi="Calibri" w:cs="Calibri"/>
@@ -2865,29 +2779,27 @@
         </w:rPr>
         <w:t xml:space="preserve"> of it. He performed sacrifice as a substitute for the specific obedience God </w:t>
       </w:r>
-      <w:proofErr w:type="gramStart"/>
-      <w:r>
-        <w:rPr>
-          <w:rFonts w:ascii="Calibri" w:eastAsia="Times New Roman" w:hAnsi="Calibri" w:cs="Calibri"/>
-          <w:color w:val="000000"/>
-          <w:kern w:val="0"/>
-          <w:sz w:val="22"/>
-          <w:szCs w:val="22"/>
-          <w14:ligatures w14:val="none"/>
-        </w:rPr>
-        <w:t>actually asked</w:t>
-      </w:r>
-      <w:proofErr w:type="gramEnd"/>
-      <w:r>
-        <w:rPr>
-          <w:rFonts w:ascii="Calibri" w:eastAsia="Times New Roman" w:hAnsi="Calibri" w:cs="Calibri"/>
-          <w:color w:val="000000"/>
-          <w:kern w:val="0"/>
-          <w:sz w:val="22"/>
-          <w:szCs w:val="22"/>
-          <w14:ligatures w14:val="none"/>
-        </w:rPr>
-        <w:t xml:space="preserve"> for. This is precisely the mechanism your outline is naming: religious activity used to disguise an unfinished surrender.</w:t>
+      <w:r>
+        <w:rPr>
+          <w:rFonts w:ascii="Calibri" w:eastAsia="Times New Roman" w:hAnsi="Calibri" w:cs="Calibri"/>
+          <w:color w:val="000000"/>
+          <w:kern w:val="0"/>
+          <w:sz w:val="22"/>
+          <w:szCs w:val="22"/>
+          <w14:ligatures w14:val="none"/>
+        </w:rPr>
+        <w:t>asked</w:t>
+      </w:r>
+      <w:r>
+        <w:rPr>
+          <w:rFonts w:ascii="Calibri" w:eastAsia="Times New Roman" w:hAnsi="Calibri" w:cs="Calibri"/>
+          <w:color w:val="000000"/>
+          <w:kern w:val="0"/>
+          <w:sz w:val="22"/>
+          <w:szCs w:val="22"/>
+          <w14:ligatures w14:val="none"/>
+        </w:rPr>
+        <w:t xml:space="preserve"> for. This is precisely the mechanism: religious activity used to disguise an unfinished surrender.</w:t>
       </w:r>
     </w:p>
     <w:p>
